--- a/assets/downloads/simulation-8/instructions-for-sp-2-liver.docx
+++ b/assets/downloads/simulation-8/instructions-for-sp-2-liver.docx
@@ -291,23 +291,7 @@
           <w:rFonts w:ascii="Aptos" w:hAnsi="Aptos" w:cs="Aptos" w:eastAsia="Aptos"/>
           <w:color w:val="000000"/>
         </w:rPr>
-        <w:t xml:space="preserve"> “Get better. I want to see you </w:t>
-      </w:r>
-      <w:proofErr w:type="gramStart"/>
-      <w:r>
-        <w:rPr>
-          <w:rFonts w:ascii="Aptos" w:hAnsi="Aptos" w:cs="Aptos" w:eastAsia="Aptos"/>
-          <w:color w:val="000000"/>
-        </w:rPr>
-        <w:t>back out</w:t>
-      </w:r>
-      <w:proofErr w:type="gramEnd"/>
-      <w:r>
-        <w:rPr>
-          <w:rFonts w:ascii="Aptos" w:hAnsi="Aptos" w:cs="Aptos" w:eastAsia="Aptos"/>
-          <w:color w:val="000000"/>
-        </w:rPr>
-        <w:t xml:space="preserve"> there, if possible. You are doing amazing!</w:t>
+        <w:t xml:space="preserve"> “Get better. I want to see you back out there, if possible. You are doing amazing!</w:t>
       </w:r>
       <w:r>
         <w:rPr>
@@ -915,24 +899,15 @@
           <w:rFonts w:ascii="Aptos" w:eastAsia="Aptos" w:hAnsi="Aptos" w:cs="Aptos"/>
           <w:color w:val="000000"/>
         </w:rPr>
-        <w:t xml:space="preserve">is returned to play within </w:t>
-      </w:r>
-      <w:proofErr w:type="gramStart"/>
+        <w:t xml:space="preserve">is returned to play within the </w:t>
+      </w:r>
       <w:r>
         <w:rPr>
           <w:rFonts w:ascii="Aptos" w:eastAsia="Aptos" w:hAnsi="Aptos" w:cs="Aptos"/>
           <w:color w:val="000000"/>
         </w:rPr>
-        <w:t xml:space="preserve">the </w:t>
-      </w:r>
-      <w:r>
-        <w:rPr>
-          <w:rFonts w:ascii="Aptos" w:eastAsia="Aptos" w:hAnsi="Aptos" w:cs="Aptos"/>
-          <w:color w:val="000000"/>
-        </w:rPr>
         <w:t>10</w:t>
       </w:r>
-      <w:proofErr w:type="gramEnd"/>
       <w:r>
         <w:rPr>
           <w:rFonts w:ascii="Aptos" w:eastAsia="Aptos" w:hAnsi="Aptos" w:cs="Aptos"/>
@@ -2680,15 +2655,7 @@
                 <w:rFonts w:ascii="Aptos" w:hAnsi="Aptos" w:cs="Aptos" w:eastAsia="Aptos"/>
                 <w:color w:val="000000"/>
               </w:rPr>
-              <w:t xml:space="preserve">3 </w:t>
-            </w:r>
-            <w:proofErr w:type="spellStart"/>
-            <w:r>
-              <w:rPr>
-                <w:rFonts w:ascii="Aptos" w:hAnsi="Aptos" w:cs="Aptos" w:eastAsia="Aptos"/>
-                <w:color w:val="000000"/>
-              </w:rPr>
-              <w:t>h</w:t>
+              <w:t>3 h</w:t>
             </w:r>
             <w:r>
               <w:rPr>
@@ -2697,7 +2664,6 @@
               </w:rPr>
               <w:t>r</w:t>
             </w:r>
-            <w:proofErr w:type="spellEnd"/>
             <w:r>
               <w:rPr>
                 <w:rFonts w:ascii="Aptos" w:hAnsi="Aptos" w:cs="Aptos" w:eastAsia="Aptos"/>
@@ -2862,23 +2828,7 @@
                 <w:rFonts w:ascii="Aptos" w:hAnsi="Aptos" w:cs="Aptos" w:eastAsia="Aptos"/>
                 <w:color w:val="000000"/>
               </w:rPr>
-              <w:t xml:space="preserve">, if </w:t>
-            </w:r>
-            <w:proofErr w:type="gramStart"/>
-            <w:r>
-              <w:rPr>
-                <w:rFonts w:ascii="Aptos" w:hAnsi="Aptos" w:cs="Aptos" w:eastAsia="Aptos"/>
-                <w:color w:val="000000"/>
-              </w:rPr>
-              <w:t>palpate</w:t>
-            </w:r>
-            <w:proofErr w:type="gramEnd"/>
-            <w:r>
-              <w:rPr>
-                <w:rFonts w:ascii="Aptos" w:hAnsi="Aptos" w:cs="Aptos" w:eastAsia="Aptos"/>
-                <w:color w:val="000000"/>
-              </w:rPr>
-              <w:t xml:space="preserve"> under ribs/liver area this causes discomfort and slight pain. Palpating ribs also causes pain.</w:t>
+              <w:t>, if palpate under ribs/liver area this causes discomfort and slight pain. Palpating ribs also causes pain.</w:t>
             </w:r>
             <w:r>
               <w:rPr>
@@ -3047,23 +2997,7 @@
                 <w:rFonts w:ascii="Aptos" w:hAnsi="Aptos" w:cs="Aptos" w:eastAsia="Aptos"/>
                 <w:color w:val="000000"/>
               </w:rPr>
-              <w:t xml:space="preserve">+ min, then it </w:t>
-            </w:r>
-            <w:proofErr w:type="gramStart"/>
-            <w:r>
-              <w:rPr>
-                <w:rFonts w:ascii="Aptos" w:hAnsi="Aptos" w:cs="Aptos" w:eastAsia="Aptos"/>
-                <w:color w:val="000000"/>
-              </w:rPr>
-              <w:t>is starting</w:t>
-            </w:r>
-            <w:proofErr w:type="gramEnd"/>
-            <w:r>
-              <w:rPr>
-                <w:rFonts w:ascii="Aptos" w:hAnsi="Aptos" w:cs="Aptos" w:eastAsia="Aptos"/>
-                <w:color w:val="000000"/>
-              </w:rPr>
-              <w:t xml:space="preserve"> to hurt in front)</w:t>
+              <w:t>+ min, then it is starting to hurt in front)</w:t>
             </w:r>
           </w:p>
         </w:tc>
@@ -3509,23 +3443,7 @@
           <w:rFonts w:ascii="Aptos" w:eastAsia="Aptos" w:hAnsi="Aptos" w:cs="Aptos"/>
           <w:color w:val="000000"/>
         </w:rPr>
-        <w:t xml:space="preserve">out” is used to immediately stop a simulation. As </w:t>
-      </w:r>
-      <w:proofErr w:type="gramStart"/>
-      <w:r>
-        <w:rPr>
-          <w:rFonts w:ascii="Aptos" w:eastAsia="Aptos" w:hAnsi="Aptos" w:cs="Aptos"/>
-          <w:color w:val="000000"/>
-        </w:rPr>
-        <w:t>the</w:t>
-      </w:r>
-      <w:proofErr w:type="gramEnd"/>
-      <w:r>
-        <w:rPr>
-          <w:rFonts w:ascii="Aptos" w:eastAsia="Aptos" w:hAnsi="Aptos" w:cs="Aptos"/>
-          <w:color w:val="000000"/>
-        </w:rPr>
-        <w:t xml:space="preserve"> standardized patient</w:t>
+        <w:t>out” is used to immediately stop a simulation. As the standardized patient</w:t>
       </w:r>
       <w:r>
         <w:rPr>
@@ -3613,7 +3531,7 @@
       </w:r>
     </w:p>
     <w:sectPr>
-      <w:footerReference w:type="default" r:id="rId10"/>
+      <w:footerReference w:type="default" r:id="rId15"/>
       <w:pgSz w:w="12240" w:h="15840"/>
       <w:pgMar w:top="1440" w:right="1440" w:bottom="1440" w:left="1440" w:header="706" w:footer="706" w:gutter="0"/>
       <w:cols w:space="720"/>
@@ -3621,6 +3539,48 @@
     </w:sectPr>
   </w:body>
 </w:document>
+</file>
+
+<file path=word/comments.xml><?xml version="1.0" encoding="utf-8"?>
+<w:comments xmlns:wpc="http://schemas.microsoft.com/office/word/2010/wordprocessingCanvas" xmlns:cx="http://schemas.microsoft.com/office/drawing/2014/chartex" xmlns:cx1="http://schemas.microsoft.com/office/drawing/2015/9/8/chartex" xmlns:cx2="http://schemas.microsoft.com/office/drawing/2015/10/21/chartex" xmlns:cx3="http://schemas.microsoft.com/office/drawing/2016/5/9/chartex" xmlns:cx4="http://schemas.microsoft.com/office/drawing/2016/5/10/chartex" xmlns:cx5="http://schemas.microsoft.com/office/drawing/2016/5/11/chartex" xmlns:cx6="http://schemas.microsoft.com/office/drawing/2016/5/12/chartex" xmlns:cx7="http://schemas.microsoft.com/office/drawing/2016/5/13/chartex" xmlns:cx8="http://schemas.microsoft.com/office/drawing/2016/5/14/chartex" xmlns:mc="http://schemas.openxmlformats.org/markup-compatibility/2006" xmlns:aink="http://schemas.microsoft.com/office/drawing/2016/ink" xmlns:am3d="http://schemas.microsoft.com/office/drawing/2017/model3d" xmlns:o="urn:schemas-microsoft-com:office:office" xmlns:oel="http://schemas.microsoft.com/office/2019/extlst" xmlns:r="http://schemas.openxmlformats.org/officeDocument/2006/relationships" xmlns:m="http://schemas.openxmlformats.org/officeDocument/2006/math" xmlns:v="urn:schemas-microsoft-com:vml" xmlns:wp14="http://schemas.microsoft.com/office/word/2010/wordprocessingDrawing" xmlns:wp="http://schemas.openxmlformats.org/drawingml/2006/wordprocessingDrawing" xmlns:w10="urn:schemas-microsoft-com:office:word" xmlns:w="http://schemas.openxmlformats.org/wordprocessingml/2006/main" xmlns:w14="http://schemas.microsoft.com/office/word/2010/wordml" xmlns:w15="http://schemas.microsoft.com/office/word/2012/wordml" xmlns:w16cei="http://schemas.microsoft.com/office/word/2026/wordml/cei" xmlns:w16cex="http://schemas.microsoft.com/office/word/2018/wordml/cex" xmlns:w16cid="http://schemas.microsoft.com/office/word/2016/wordml/cid" xmlns:w16="http://schemas.microsoft.com/office/word/2018/wordml" xmlns:w16du="http://schemas.microsoft.com/office/word/2023/wordml/word16du" xmlns:w16sdtdh="http://schemas.microsoft.com/office/word/2020/wordml/sdtdatahash" xmlns:w16sdtfl="http://schemas.microsoft.com/office/word/2024/wordml/sdtformatlock" xmlns:w16se="http://schemas.microsoft.com/office/word/2015/wordml/symex" xmlns:wpg="http://schemas.microsoft.com/office/word/2010/wordprocessingGroup" xmlns:wpi="http://schemas.microsoft.com/office/word/2010/wordprocessingInk" xmlns:wne="http://schemas.microsoft.com/office/word/2006/wordml" xmlns:wps="http://schemas.microsoft.com/office/word/2010/wordprocessingShape" mc:Ignorable="w14 w15 w16se w16cid w16 w16cex w16sdtdh w16sdtfl w16du wp14">
+  <w:comment w:id="13" w:author="Anna Seaman" w:date="2026-08-14T11:01:00Z" w:initials="AS">
+    <w:p>
+      <w:pPr>
+        <w:pStyle w:val="CommentText"/>
+      </w:pPr>
+      <w:r>
+        <w:rPr>
+          <w:rStyle w:val="CommentReference"/>
+        </w:rPr>
+        <w:annotationRef/>
+      </w:r>
+      <w:r>
+        <w:rPr>
+          <w:rFonts w:ascii="Aptos" w:hAnsi="Aptos" w:eastAsia="Aptos" w:cs="Aptos"/>
+        </w:rPr>
+        <w:t>Claire: I recaptured this figure there is a credit line and no other downloadable component (like text), so the credit line needs to be on the figure itself.</w:t>
+      </w:r>
+    </w:p>
+  </w:comment>
+</w:comments>
+</file>
+
+<file path=word/commentsExtended.xml><?xml version="1.0" encoding="utf-8"?>
+<w15:commentsEx xmlns:wpc="http://schemas.microsoft.com/office/word/2010/wordprocessingCanvas" xmlns:cx="http://schemas.microsoft.com/office/drawing/2014/chartex" xmlns:cx1="http://schemas.microsoft.com/office/drawing/2015/9/8/chartex" xmlns:cx2="http://schemas.microsoft.com/office/drawing/2015/10/21/chartex" xmlns:cx3="http://schemas.microsoft.com/office/drawing/2016/5/9/chartex" xmlns:cx4="http://schemas.microsoft.com/office/drawing/2016/5/10/chartex" xmlns:cx5="http://schemas.microsoft.com/office/drawing/2016/5/11/chartex" xmlns:cx6="http://schemas.microsoft.com/office/drawing/2016/5/12/chartex" xmlns:cx7="http://schemas.microsoft.com/office/drawing/2016/5/13/chartex" xmlns:cx8="http://schemas.microsoft.com/office/drawing/2016/5/14/chartex" xmlns:mc="http://schemas.openxmlformats.org/markup-compatibility/2006" xmlns:aink="http://schemas.microsoft.com/office/drawing/2016/ink" xmlns:am3d="http://schemas.microsoft.com/office/drawing/2017/model3d" xmlns:o="urn:schemas-microsoft-com:office:office" xmlns:oel="http://schemas.microsoft.com/office/2019/extlst" xmlns:r="http://schemas.openxmlformats.org/officeDocument/2006/relationships" xmlns:m="http://schemas.openxmlformats.org/officeDocument/2006/math" xmlns:v="urn:schemas-microsoft-com:vml" xmlns:wp14="http://schemas.microsoft.com/office/word/2010/wordprocessingDrawing" xmlns:wp="http://schemas.openxmlformats.org/drawingml/2006/wordprocessingDrawing" xmlns:w10="urn:schemas-microsoft-com:office:word" xmlns:w="http://schemas.openxmlformats.org/wordprocessingml/2006/main" xmlns:w14="http://schemas.microsoft.com/office/word/2010/wordml" xmlns:w15="http://schemas.microsoft.com/office/word/2012/wordml" xmlns:w16cei="http://schemas.microsoft.com/office/word/2026/wordml/cei" xmlns:w16cex="http://schemas.microsoft.com/office/word/2018/wordml/cex" xmlns:w16cid="http://schemas.microsoft.com/office/word/2016/wordml/cid" xmlns:w16="http://schemas.microsoft.com/office/word/2018/wordml" xmlns:w16du="http://schemas.microsoft.com/office/word/2023/wordml/word16du" xmlns:w16sdtdh="http://schemas.microsoft.com/office/word/2020/wordml/sdtdatahash" xmlns:w16sdtfl="http://schemas.microsoft.com/office/word/2024/wordml/sdtformatlock" xmlns:w16se="http://schemas.microsoft.com/office/word/2015/wordml/symex" xmlns:wpg="http://schemas.microsoft.com/office/word/2010/wordprocessingGroup" xmlns:wpi="http://schemas.microsoft.com/office/word/2010/wordprocessingInk" xmlns:wne="http://schemas.microsoft.com/office/word/2006/wordml" xmlns:wps="http://schemas.microsoft.com/office/word/2010/wordprocessingShape" mc:Ignorable="w14 w15 w16se w16cid w16 w16cex w16sdtdh w16sdtfl w16du wp14">
+  <w15:commentEx w15:paraId="72A4A4B2" w15:done="0"/>
+</w15:commentsEx>
+</file>
+
+<file path=word/commentsExtensible.xml><?xml version="1.0" encoding="utf-8"?>
+<w16cex:commentsExtensible xmlns:wpc="http://schemas.microsoft.com/office/word/2010/wordprocessingCanvas" xmlns:cx="http://schemas.microsoft.com/office/drawing/2014/chartex" xmlns:cx1="http://schemas.microsoft.com/office/drawing/2015/9/8/chartex" xmlns:cx2="http://schemas.microsoft.com/office/drawing/2015/10/21/chartex" xmlns:cx3="http://schemas.microsoft.com/office/drawing/2016/5/9/chartex" xmlns:cx4="http://schemas.microsoft.com/office/drawing/2016/5/10/chartex" xmlns:cx5="http://schemas.microsoft.com/office/drawing/2016/5/11/chartex" xmlns:cx6="http://schemas.microsoft.com/office/drawing/2016/5/12/chartex" xmlns:cx7="http://schemas.microsoft.com/office/drawing/2016/5/13/chartex" xmlns:cx8="http://schemas.microsoft.com/office/drawing/2016/5/14/chartex" xmlns:cr="http://schemas.microsoft.com/office/comments/2020/reactions" xmlns:mc="http://schemas.openxmlformats.org/markup-compatibility/2006" xmlns:aink="http://schemas.microsoft.com/office/drawing/2016/ink" xmlns:am3d="http://schemas.microsoft.com/office/drawing/2017/model3d" xmlns:o="urn:schemas-microsoft-com:office:office" xmlns:oel="http://schemas.microsoft.com/office/2019/extlst" xmlns:r="http://schemas.openxmlformats.org/officeDocument/2006/relationships" xmlns:m="http://schemas.openxmlformats.org/officeDocument/2006/math" xmlns:v="urn:schemas-microsoft-com:vml" xmlns:wp14="http://schemas.microsoft.com/office/word/2010/wordprocessingDrawing" xmlns:wp="http://schemas.openxmlformats.org/drawingml/2006/wordprocessingDrawing" xmlns:w10="urn:schemas-microsoft-com:office:word" xmlns:w="http://schemas.openxmlformats.org/wordprocessingml/2006/main" xmlns:w14="http://schemas.microsoft.com/office/word/2010/wordml" xmlns:w15="http://schemas.microsoft.com/office/word/2012/wordml" xmlns:w16cei="http://schemas.microsoft.com/office/word/2026/wordml/cei" xmlns:w16cex="http://schemas.microsoft.com/office/word/2018/wordml/cex" xmlns:w16cid="http://schemas.microsoft.com/office/word/2016/wordml/cid" xmlns:w16="http://schemas.microsoft.com/office/word/2018/wordml" xmlns:w16du="http://schemas.microsoft.com/office/word/2023/wordml/word16du" xmlns:w16sdtdh="http://schemas.microsoft.com/office/word/2020/wordml/sdtdatahash" xmlns:w16sdtfl="http://schemas.microsoft.com/office/word/2024/wordml/sdtformatlock" xmlns:w16se="http://schemas.microsoft.com/office/word/2015/wordml/symex" xmlns:wpg="http://schemas.microsoft.com/office/word/2010/wordprocessingGroup" xmlns:wpi="http://schemas.microsoft.com/office/word/2010/wordprocessingInk" xmlns:wne="http://schemas.microsoft.com/office/word/2006/wordml" xmlns:wps="http://schemas.microsoft.com/office/word/2010/wordprocessingShape" mc:Ignorable="w14 w15 w16se w16cid w16 w16cex w16sdtdh w16sdtfl cr w16du wp14">
+  <w16cex:commentExtensible w16cex:durableId="71787494" w16cex:dateUtc="2026-08-14T16:01:00Z"/>
+</w16cex:commentsExtensible>
+</file>
+
+<file path=word/commentsIds.xml><?xml version="1.0" encoding="utf-8"?>
+<w16cid:commentsIds xmlns:wpc="http://schemas.microsoft.com/office/word/2010/wordprocessingCanvas" xmlns:cx="http://schemas.microsoft.com/office/drawing/2014/chartex" xmlns:cx1="http://schemas.microsoft.com/office/drawing/2015/9/8/chartex" xmlns:cx2="http://schemas.microsoft.com/office/drawing/2015/10/21/chartex" xmlns:cx3="http://schemas.microsoft.com/office/drawing/2016/5/9/chartex" xmlns:cx4="http://schemas.microsoft.com/office/drawing/2016/5/10/chartex" xmlns:cx5="http://schemas.microsoft.com/office/drawing/2016/5/11/chartex" xmlns:cx6="http://schemas.microsoft.com/office/drawing/2016/5/12/chartex" xmlns:cx7="http://schemas.microsoft.com/office/drawing/2016/5/13/chartex" xmlns:cx8="http://schemas.microsoft.com/office/drawing/2016/5/14/chartex" xmlns:mc="http://schemas.openxmlformats.org/markup-compatibility/2006" xmlns:aink="http://schemas.microsoft.com/office/drawing/2016/ink" xmlns:am3d="http://schemas.microsoft.com/office/drawing/2017/model3d" xmlns:o="urn:schemas-microsoft-com:office:office" xmlns:oel="http://schemas.microsoft.com/office/2019/extlst" xmlns:r="http://schemas.openxmlformats.org/officeDocument/2006/relationships" xmlns:m="http://schemas.openxmlformats.org/officeDocument/2006/math" xmlns:v="urn:schemas-microsoft-com:vml" xmlns:wp14="http://schemas.microsoft.com/office/word/2010/wordprocessingDrawing" xmlns:wp="http://schemas.openxmlformats.org/drawingml/2006/wordprocessingDrawing" xmlns:w10="urn:schemas-microsoft-com:office:word" xmlns:w="http://schemas.openxmlformats.org/wordprocessingml/2006/main" xmlns:w14="http://schemas.microsoft.com/office/word/2010/wordml" xmlns:w15="http://schemas.microsoft.com/office/word/2012/wordml" xmlns:w16cei="http://schemas.microsoft.com/office/word/2026/wordml/cei" xmlns:w16cex="http://schemas.microsoft.com/office/word/2018/wordml/cex" xmlns:w16cid="http://schemas.microsoft.com/office/word/2016/wordml/cid" xmlns:w16="http://schemas.microsoft.com/office/word/2018/wordml" xmlns:w16du="http://schemas.microsoft.com/office/word/2023/wordml/word16du" xmlns:w16sdtdh="http://schemas.microsoft.com/office/word/2020/wordml/sdtdatahash" xmlns:w16sdtfl="http://schemas.microsoft.com/office/word/2024/wordml/sdtformatlock" xmlns:w16se="http://schemas.microsoft.com/office/word/2015/wordml/symex" xmlns:wpg="http://schemas.microsoft.com/office/word/2010/wordprocessingGroup" xmlns:wpi="http://schemas.microsoft.com/office/word/2010/wordprocessingInk" xmlns:wne="http://schemas.microsoft.com/office/word/2006/wordml" xmlns:wps="http://schemas.microsoft.com/office/word/2010/wordprocessingShape" mc:Ignorable="w14 w15 w16se w16cid w16 w16cex w16sdtdh w16sdtfl w16du wp14">
+  <w16cid:commentId w16cid:paraId="72A4A4B2" w16cid:durableId="71787494"/>
+</w16cid:commentsIds>
 </file>
 
 <file path=word/endnotes.xml><?xml version="1.0" encoding="utf-8"?>
@@ -3662,7 +3622,7 @@
         <w:i/>
         <w:sz w:val="18"/>
       </w:rPr>
-      <w:t>Clinical Simulations for the Athletic Trainer HKPropel Access</w:t>
+      <w:t>Clinical Simulations for the Athletic Trainer Instructor Guide</w:t>
     </w:r>
     <w:r>
       <w:rPr>
@@ -7007,6 +6967,14 @@
     <w:abstractNumId w:val="7"/>
   </w:num>
 </w:numbering>
+</file>
+
+<file path=word/people.xml><?xml version="1.0" encoding="utf-8"?>
+<w15:people xmlns:wpc="http://schemas.microsoft.com/office/word/2010/wordprocessingCanvas" xmlns:cx="http://schemas.microsoft.com/office/drawing/2014/chartex" xmlns:cx1="http://schemas.microsoft.com/office/drawing/2015/9/8/chartex" xmlns:cx2="http://schemas.microsoft.com/office/drawing/2015/10/21/chartex" xmlns:cx3="http://schemas.microsoft.com/office/drawing/2016/5/9/chartex" xmlns:cx4="http://schemas.microsoft.com/office/drawing/2016/5/10/chartex" xmlns:cx5="http://schemas.microsoft.com/office/drawing/2016/5/11/chartex" xmlns:cx6="http://schemas.microsoft.com/office/drawing/2016/5/12/chartex" xmlns:cx7="http://schemas.microsoft.com/office/drawing/2016/5/13/chartex" xmlns:cx8="http://schemas.microsoft.com/office/drawing/2016/5/14/chartex" xmlns:mc="http://schemas.openxmlformats.org/markup-compatibility/2006" xmlns:aink="http://schemas.microsoft.com/office/drawing/2016/ink" xmlns:am3d="http://schemas.microsoft.com/office/drawing/2017/model3d" xmlns:o="urn:schemas-microsoft-com:office:office" xmlns:oel="http://schemas.microsoft.com/office/2019/extlst" xmlns:r="http://schemas.openxmlformats.org/officeDocument/2006/relationships" xmlns:m="http://schemas.openxmlformats.org/officeDocument/2006/math" xmlns:v="urn:schemas-microsoft-com:vml" xmlns:wp14="http://schemas.microsoft.com/office/word/2010/wordprocessingDrawing" xmlns:wp="http://schemas.openxmlformats.org/drawingml/2006/wordprocessingDrawing" xmlns:w10="urn:schemas-microsoft-com:office:word" xmlns:w="http://schemas.openxmlformats.org/wordprocessingml/2006/main" xmlns:w14="http://schemas.microsoft.com/office/word/2010/wordml" xmlns:w15="http://schemas.microsoft.com/office/word/2012/wordml" xmlns:w16cei="http://schemas.microsoft.com/office/word/2026/wordml/cei" xmlns:w16cex="http://schemas.microsoft.com/office/word/2018/wordml/cex" xmlns:w16cid="http://schemas.microsoft.com/office/word/2016/wordml/cid" xmlns:w16="http://schemas.microsoft.com/office/word/2018/wordml" xmlns:w16du="http://schemas.microsoft.com/office/word/2023/wordml/word16du" xmlns:w16sdtdh="http://schemas.microsoft.com/office/word/2020/wordml/sdtdatahash" xmlns:w16sdtfl="http://schemas.microsoft.com/office/word/2024/wordml/sdtformatlock" xmlns:w16se="http://schemas.microsoft.com/office/word/2015/wordml/symex" xmlns:wpg="http://schemas.microsoft.com/office/word/2010/wordprocessingGroup" xmlns:wpi="http://schemas.microsoft.com/office/word/2010/wordprocessingInk" xmlns:wne="http://schemas.microsoft.com/office/word/2006/wordml" xmlns:wps="http://schemas.microsoft.com/office/word/2010/wordprocessingShape" mc:Ignorable="w14 w15 w16se w16cid w16 w16cex w16sdtdh w16sdtfl w16du wp14">
+  <w15:person w15:author="Anna Seaman">
+    <w15:presenceInfo w15:providerId="AD" w15:userId="S::AnnaS@hkusa.com::713ab380-bdda-4997-81d0-fa539102c996"/>
+  </w15:person>
+</w15:people>
 </file>
 
 <file path=word/styles.xml><?xml version="1.0" encoding="utf-8"?>
